--- a/Skrip-Presentasi-3menit30.docx
+++ b/Skrip-Presentasi-3menit30.docx
@@ -17,12 +17,15 @@
           <w:b/>
           <w:sz w:val="24"/>
         </w:rPr>
-        <w:t>Naskah ini ± 386 kata, perkiraan ± 3 menit 30 detik.</w:t>
+      </w:r>
+      <w:r>
+        <w:t>Naskah ini ± 401 kata, perkiraan ± 3 menit 30 detik.</w:t>
       </w:r>
     </w:p>
     <w:p>
+      <w:r/>
       <w:r>
-        <w:t>Pembuka tiga produk, lalu enam slide bernomor 19 sampai 24; total tepat 210 detik. Hanya kalimat pada bagian “Diucapkan” yang dihitung sebagai naskah. 386 kata bila diucapkan lurus ± 2 menit 45 detik pada 140 kata per menit; sisa waktu adalah jeda menunjukkan alat dan berpindah slide, sehingga durasi tiap bagian mengikuti kolom Detik di bawah.</w:t>
+        <w:t>Pembuka tiga produk, lalu enam slide bernomor 19 sampai 24; total tetap tepat 210 detik. Hanya kalimat pada bagian “Diucapkan” yang dihitung sebagai naskah. 401 kata bila diucapkan lurus ± 2 menit 50 detik pada 140 kata per menit; sisa waktu adalah jeda menunjukkan alat dan berpindah slide, sehingga durasi tiap bagian mengikuti kolom Detik di bawah.</w:t>
       </w:r>
     </w:p>
     <w:p>
@@ -38,18 +41,19 @@
         <w:tblStyle w:val="LightGrid-Accent1"/>
         <w:tblW w:type="auto" w:w="0"/>
         <w:jc w:val="left"/>
+        <w:tblLayout w:type="fixed"/>
         <w:tblLook w:firstColumn="1" w:firstRow="1" w:lastColumn="0" w:lastRow="0" w:noHBand="0" w:noVBand="1" w:val="04A0"/>
       </w:tblPr>
       <w:tblGrid>
-        <w:gridCol w:w="2436"/>
-        <w:gridCol w:w="2436"/>
-        <w:gridCol w:w="2436"/>
-        <w:gridCol w:w="2436"/>
+        <w:gridCol w:w="1100"/>
+        <w:gridCol w:w="4000"/>
+        <w:gridCol w:w="900"/>
+        <w:gridCol w:w="3600"/>
       </w:tblGrid>
       <w:tr>
         <w:tc>
           <w:tcPr>
-            <w:tcW w:type="dxa" w:w="2436"/>
+            <w:tcW w:type="dxa" w:w="1100"/>
           </w:tcPr>
           <w:p>
             <w:r>
@@ -62,7 +66,7 @@
         </w:tc>
         <w:tc>
           <w:tcPr>
-            <w:tcW w:type="dxa" w:w="2436"/>
+            <w:tcW w:type="dxa" w:w="4000"/>
           </w:tcPr>
           <w:p>
             <w:r>
@@ -75,7 +79,7 @@
         </w:tc>
         <w:tc>
           <w:tcPr>
-            <w:tcW w:type="dxa" w:w="2436"/>
+            <w:tcW w:type="dxa" w:w="900"/>
           </w:tcPr>
           <w:p>
             <w:r>
@@ -88,7 +92,7 @@
         </w:tc>
         <w:tc>
           <w:tcPr>
-            <w:tcW w:type="dxa" w:w="2436"/>
+            <w:tcW w:type="dxa" w:w="3600"/>
           </w:tcPr>
           <w:p>
             <w:r>
@@ -103,7 +107,7 @@
       <w:tr>
         <w:tc>
           <w:tcPr>
-            <w:tcW w:type="dxa" w:w="2436"/>
+            <w:tcW w:type="dxa" w:w="1100"/>
           </w:tcPr>
           <w:p>
             <w:r>
@@ -113,7 +117,7 @@
         </w:tc>
         <w:tc>
           <w:tcPr>
-            <w:tcW w:type="dxa" w:w="2436"/>
+            <w:tcW w:type="dxa" w:w="4000"/>
           </w:tcPr>
           <w:p>
             <w:r>
@@ -123,7 +127,7 @@
         </w:tc>
         <w:tc>
           <w:tcPr>
-            <w:tcW w:type="dxa" w:w="2436"/>
+            <w:tcW w:type="dxa" w:w="900"/>
           </w:tcPr>
           <w:p>
             <w:r>
@@ -133,11 +137,11 @@
         </w:tc>
         <w:tc>
           <w:tcPr>
-            <w:tcW w:type="dxa" w:w="2436"/>
+            <w:tcW w:type="dxa" w:w="3600"/>
           </w:tcPr>
           <w:p>
             <w:r>
-              <w:t>18 detik</w:t>
+              <w:t>18 detik (± 17 detik bicara + 1 detik jeda)</w:t>
             </w:r>
           </w:p>
         </w:tc>
@@ -145,7 +149,7 @@
       <w:tr>
         <w:tc>
           <w:tcPr>
-            <w:tcW w:type="dxa" w:w="2436"/>
+            <w:tcW w:type="dxa" w:w="1100"/>
           </w:tcPr>
           <w:p>
             <w:r>
@@ -155,7 +159,7 @@
         </w:tc>
         <w:tc>
           <w:tcPr>
-            <w:tcW w:type="dxa" w:w="2436"/>
+            <w:tcW w:type="dxa" w:w="4000"/>
           </w:tcPr>
           <w:p>
             <w:r>
@@ -165,7 +169,7 @@
         </w:tc>
         <w:tc>
           <w:tcPr>
-            <w:tcW w:type="dxa" w:w="2436"/>
+            <w:tcW w:type="dxa" w:w="900"/>
           </w:tcPr>
           <w:p>
             <w:r>
@@ -175,11 +179,11 @@
         </w:tc>
         <w:tc>
           <w:tcPr>
-            <w:tcW w:type="dxa" w:w="2436"/>
+            <w:tcW w:type="dxa" w:w="3600"/>
           </w:tcPr>
           <w:p>
             <w:r>
-              <w:t>36 detik</w:t>
+              <w:t>32 detik (± 18 detik bicara + 14 detik jeda)</w:t>
             </w:r>
           </w:p>
         </w:tc>
@@ -187,7 +191,7 @@
       <w:tr>
         <w:tc>
           <w:tcPr>
-            <w:tcW w:type="dxa" w:w="2436"/>
+            <w:tcW w:type="dxa" w:w="1100"/>
           </w:tcPr>
           <w:p>
             <w:r>
@@ -197,7 +201,7 @@
         </w:tc>
         <w:tc>
           <w:tcPr>
-            <w:tcW w:type="dxa" w:w="2436"/>
+            <w:tcW w:type="dxa" w:w="4000"/>
           </w:tcPr>
           <w:p>
             <w:r>
@@ -207,7 +211,7 @@
         </w:tc>
         <w:tc>
           <w:tcPr>
-            <w:tcW w:type="dxa" w:w="2436"/>
+            <w:tcW w:type="dxa" w:w="900"/>
           </w:tcPr>
           <w:p>
             <w:r>
@@ -217,11 +221,11 @@
         </w:tc>
         <w:tc>
           <w:tcPr>
-            <w:tcW w:type="dxa" w:w="2436"/>
+            <w:tcW w:type="dxa" w:w="3600"/>
           </w:tcPr>
           <w:p>
             <w:r>
-              <w:t>36 detik</w:t>
+              <w:t>34 detik (± 21 detik bicara + 12 detik jeda)</w:t>
             </w:r>
           </w:p>
         </w:tc>
@@ -229,7 +233,7 @@
       <w:tr>
         <w:tc>
           <w:tcPr>
-            <w:tcW w:type="dxa" w:w="2436"/>
+            <w:tcW w:type="dxa" w:w="1100"/>
           </w:tcPr>
           <w:p>
             <w:r>
@@ -239,7 +243,7 @@
         </w:tc>
         <w:tc>
           <w:tcPr>
-            <w:tcW w:type="dxa" w:w="2436"/>
+            <w:tcW w:type="dxa" w:w="4000"/>
           </w:tcPr>
           <w:p>
             <w:r>
@@ -249,7 +253,7 @@
         </w:tc>
         <w:tc>
           <w:tcPr>
-            <w:tcW w:type="dxa" w:w="2436"/>
+            <w:tcW w:type="dxa" w:w="900"/>
           </w:tcPr>
           <w:p>
             <w:r>
@@ -259,11 +263,11 @@
         </w:tc>
         <w:tc>
           <w:tcPr>
-            <w:tcW w:type="dxa" w:w="2436"/>
+            <w:tcW w:type="dxa" w:w="3600"/>
           </w:tcPr>
           <w:p>
             <w:r>
-              <w:t>33 detik</w:t>
+              <w:t>31 detik (± 21 detik bicara + 11 detik jeda)</w:t>
             </w:r>
           </w:p>
         </w:tc>
@@ -271,7 +275,7 @@
       <w:tr>
         <w:tc>
           <w:tcPr>
-            <w:tcW w:type="dxa" w:w="2436"/>
+            <w:tcW w:type="dxa" w:w="1100"/>
           </w:tcPr>
           <w:p>
             <w:r>
@@ -281,7 +285,7 @@
         </w:tc>
         <w:tc>
           <w:tcPr>
-            <w:tcW w:type="dxa" w:w="2436"/>
+            <w:tcW w:type="dxa" w:w="4000"/>
           </w:tcPr>
           <w:p>
             <w:r>
@@ -291,7 +295,7 @@
         </w:tc>
         <w:tc>
           <w:tcPr>
-            <w:tcW w:type="dxa" w:w="2436"/>
+            <w:tcW w:type="dxa" w:w="900"/>
           </w:tcPr>
           <w:p>
             <w:r>
@@ -301,11 +305,11 @@
         </w:tc>
         <w:tc>
           <w:tcPr>
-            <w:tcW w:type="dxa" w:w="2436"/>
+            <w:tcW w:type="dxa" w:w="3600"/>
           </w:tcPr>
           <w:p>
             <w:r>
-              <w:t>29 detik</w:t>
+              <w:t>29 detik (± 28 detik bicara + 2 detik jeda)</w:t>
             </w:r>
           </w:p>
         </w:tc>
@@ -313,7 +317,7 @@
       <w:tr>
         <w:tc>
           <w:tcPr>
-            <w:tcW w:type="dxa" w:w="2436"/>
+            <w:tcW w:type="dxa" w:w="1100"/>
           </w:tcPr>
           <w:p>
             <w:r>
@@ -323,17 +327,59 @@
         </w:tc>
         <w:tc>
           <w:tcPr>
-            <w:tcW w:type="dxa" w:w="2436"/>
+            <w:tcW w:type="dxa" w:w="4000"/>
           </w:tcPr>
           <w:p>
             <w:r>
-              <w:t>enam keunggulan</w:t>
+              <w:t>keunggulan</w:t>
             </w:r>
           </w:p>
         </w:tc>
         <w:tc>
           <w:tcPr>
-            <w:tcW w:type="dxa" w:w="2436"/>
+            <w:tcW w:type="dxa" w:w="900"/>
+          </w:tcPr>
+          <w:p>
+            <w:r>
+              <w:t>90</w:t>
+            </w:r>
+          </w:p>
+        </w:tc>
+        <w:tc>
+          <w:tcPr>
+            <w:tcW w:type="dxa" w:w="3600"/>
+          </w:tcPr>
+          <w:p>
+            <w:r>
+              <w:t>42 detik (± 42 detik bicara, tanpa jeda)</w:t>
+            </w:r>
+          </w:p>
+        </w:tc>
+      </w:tr>
+      <w:tr>
+        <w:tc>
+          <w:tcPr>
+            <w:tcW w:type="dxa" w:w="1100"/>
+          </w:tcPr>
+          <w:p>
+            <w:r>
+              <w:t>24</w:t>
+            </w:r>
+          </w:p>
+        </w:tc>
+        <w:tc>
+          <w:tcPr>
+            <w:tcW w:type="dxa" w:w="4000"/>
+          </w:tcPr>
+          <w:p>
+            <w:r>
+              <w:t>Kontribusi terhadap Asta Cita dan SDGs</w:t>
+            </w:r>
+          </w:p>
+        </w:tc>
+        <w:tc>
+          <w:tcPr>
+            <w:tcW w:type="dxa" w:w="900"/>
           </w:tcPr>
           <w:p>
             <w:r>
@@ -343,11 +389,11 @@
         </w:tc>
         <w:tc>
           <w:tcPr>
-            <w:tcW w:type="dxa" w:w="2436"/>
+            <w:tcW w:type="dxa" w:w="3600"/>
           </w:tcPr>
           <w:p>
             <w:r>
-              <w:t>27 detik</w:t>
+              <w:t>24 detik (± 24 detik bicara, termasuk kalimat penutup)</w:t>
             </w:r>
           </w:p>
         </w:tc>
@@ -355,49 +401,7 @@
       <w:tr>
         <w:tc>
           <w:tcPr>
-            <w:tcW w:type="dxa" w:w="2436"/>
-          </w:tcPr>
-          <w:p>
-            <w:r>
-              <w:t>24</w:t>
-            </w:r>
-          </w:p>
-        </w:tc>
-        <w:tc>
-          <w:tcPr>
-            <w:tcW w:type="dxa" w:w="2436"/>
-          </w:tcPr>
-          <w:p>
-            <w:r>
-              <w:t>Kontribusi terhadap Asta Cita dan SDGs</w:t>
-            </w:r>
-          </w:p>
-        </w:tc>
-        <w:tc>
-          <w:tcPr>
-            <w:tcW w:type="dxa" w:w="2436"/>
-          </w:tcPr>
-          <w:p>
-            <w:r>
-              <w:t>75</w:t>
-            </w:r>
-          </w:p>
-        </w:tc>
-        <w:tc>
-          <w:tcPr>
-            <w:tcW w:type="dxa" w:w="2436"/>
-          </w:tcPr>
-          <w:p>
-            <w:r>
-              <w:t>31 detik</w:t>
-            </w:r>
-          </w:p>
-        </w:tc>
-      </w:tr>
-      <w:tr>
-        <w:tc>
-          <w:tcPr>
-            <w:tcW w:type="dxa" w:w="2436"/>
+            <w:tcW w:type="dxa" w:w="1100"/>
           </w:tcPr>
           <w:p>
             <w:r>
@@ -410,7 +414,7 @@
         </w:tc>
         <w:tc>
           <w:tcPr>
-            <w:tcW w:type="dxa" w:w="2436"/>
+            <w:tcW w:type="dxa" w:w="4000"/>
           </w:tcPr>
           <w:p>
             <w:r>
@@ -423,20 +427,20 @@
         </w:tc>
         <w:tc>
           <w:tcPr>
-            <w:tcW w:type="dxa" w:w="2436"/>
+            <w:tcW w:type="dxa" w:w="900"/>
           </w:tcPr>
           <w:p>
             <w:r>
               <w:rPr>
                 <w:b/>
               </w:rPr>
-              <w:t>386</w:t>
+              <w:t>401</w:t>
             </w:r>
           </w:p>
         </w:tc>
         <w:tc>
           <w:tcPr>
-            <w:tcW w:type="dxa" w:w="2436"/>
+            <w:tcW w:type="dxa" w:w="3600"/>
           </w:tcPr>
           <w:p>
             <w:r>
@@ -514,7 +518,7 @@
         <w:rPr>
           <w:b/>
         </w:rPr>
-        <w:t>36 detik</w:t>
+        <w:t>32 detik</w:t>
       </w:r>
     </w:p>
     <w:p/>
@@ -548,7 +552,7 @@
         <w:rPr>
           <w:b/>
         </w:rPr>
-        <w:t>36 detik</w:t>
+        <w:t>34 detik</w:t>
       </w:r>
     </w:p>
     <w:p/>
@@ -582,7 +586,7 @@
         <w:rPr>
           <w:b/>
         </w:rPr>
-        <w:t>33 detik</w:t>
+        <w:t>31 detik</w:t>
       </w:r>
     </w:p>
     <w:p/>
@@ -625,7 +629,7 @@
         <w:pStyle w:val="Heading1"/>
       </w:pPr>
       <w:r>
-        <w:t>Slide 23 — Keunggulan Resq-Box — enam keunggulan</w:t>
+        <w:t>Slide 23 — Keunggulan Resq-Box</w:t>
       </w:r>
     </w:p>
     <w:p>
@@ -636,7 +640,7 @@
         <w:t xml:space="preserve">Diucapkan: </w:t>
       </w:r>
       <w:r>
-        <w:t>Enam keunggulan kami. Interaktif: latihan berjenjang dan chatbot. Gamifikasi: poin, kristal, dan piala. Offline dan online: setelah pemuatan pertama, materi dan chatbot tetap jalan tanpa internet; progres tersimpan di perangkat. Portable: PWA, APK Android, dan EXE desktop. Multisensori: cahaya, suara, dan getaran. Untuk inklusif kami jujur: belum ada fitur khusus tunanetra atau tunarungu. Yang benar-benar ada: mode tamu tanpa akun, mode hemat data, dan kendali sentuh tanpa keyboard.</w:t>
+        <w:t>Keunggulan RESQ-BOX kami rangkum dalam satu tarikan. Satu basis kode menghasilkan Web atau PWA, aplikasi Android, dan aplikasi desktop Windows; latihannya berjenjang dan ada chatbot; poin, kristal, dan piala menjaga gamifikasinya; cahaya, suara, dan getaran membuatnya multisensori. Chatbot dijawab lokal dari bank pertanyaan guru tanpa panggilan layanan luar, jadi tidak ada biaya API atau langganan, dan setelah pemuatan pertama materi serta chatbot tetap jalan tanpa internet; disusun untuk IPA SMP Kelas 8 dan dapat dikembangkan sesuai kebutuhan sekolah. Perlu kami tambahkan: belum ada fitur khusus untuk siswa tunanetra atau tunarungu.</w:t>
       </w:r>
     </w:p>
     <w:p>
@@ -650,7 +654,7 @@
         <w:rPr>
           <w:b/>
         </w:rPr>
-        <w:t>27 detik</w:t>
+        <w:t>42 detik</w:t>
       </w:r>
     </w:p>
     <w:p/>
@@ -670,7 +674,7 @@
         <w:t xml:space="preserve">Diucapkan: </w:t>
       </w:r>
       <w:r>
-        <w:t>Terakhir, kontribusinya. Untuk Asta Cita keempat, kami membangun media ajar IPA SMP kelas delapan Fase D yang sudah dipakai dan diuji, dengan catatan HKI. Untuk SDGs, Pendidikan Berkualitas: guru memperoleh alat penilaian lewat Posko Guru, lengkap dengan rekap nilai dan rapor. Kota dan Permukiman Berkelanjutan: siswa berlatih jalur evakuasi, titik kumpul, dan zonasi rawan bencana Merapi. Pada uji terbatas, hasil naik dari 74 ke 90; skor usability 92. Kami menutup jarak antara pengetahuan dan tindakan.</w:t>
+        <w:t>Terakhir, kontribusinya. Untuk Asta Cita keempat dan Pendidikan Berkualitas, kami membangun media ajar IPA SMP untuk materi struktur bumi dan mitigasi bencana, dan guru memperoleh alat penilaian lewat Posko Guru lengkap dengan rekap nilai serta rapor. Untuk Kota dan Permukiman Berkelanjutan, siswa berlatih jalur evakuasi, titik kumpul, dan zonasi rawan bencana Merapi. Pada uji terbatas, hasil naik dari 74 ke 90. Kami menutup jarak antara pengetahuan dan tindakan.</w:t>
       </w:r>
     </w:p>
     <w:p>
@@ -684,7 +688,7 @@
         <w:rPr>
           <w:b/>
         </w:rPr>
-        <w:t>31 detik</w:t>
+        <w:t>24 detik</w:t>
       </w:r>
     </w:p>
     <w:p>
@@ -695,46 +699,220 @@
         <w:t>Jangan diklaim (bisa ditanya penguji)</w:t>
       </w:r>
     </w:p>
-    <w:p>
-      <w:pPr>
-        <w:pStyle w:val="ListBullet"/>
-      </w:pPr>
-      <w:r>
-        <w:t>Diorama tidak memakai sensor apa pun; kondisi bencana datang dari simulator aplikasi.</w:t>
-      </w:r>
-    </w:p>
-    <w:p>
-      <w:pPr>
-        <w:pStyle w:val="ListBullet"/>
-      </w:pPr>
-      <w:r>
-        <w:t>“Dual Feedback Loop” tidak ada di kode — sebut mekanismenya, bukan istilahnya.</w:t>
-      </w:r>
-    </w:p>
-    <w:p>
-      <w:pPr>
-        <w:pStyle w:val="ListBullet"/>
-      </w:pPr>
-      <w:r>
-        <w:t>drv8833 dan PAM8403 tidak ditemukan di firmware — katakan “pengendali motor” dan “penguat audio”.</w:t>
-      </w:r>
-    </w:p>
-    <w:p>
-      <w:pPr>
-        <w:pStyle w:val="ListBullet"/>
-      </w:pPr>
-      <w:r>
-        <w:t>Klaim “Inklusif” tidak didukung fitur khusus tunanetra atau tunarungu.</w:t>
-      </w:r>
-    </w:p>
-    <w:p>
-      <w:pPr>
-        <w:pStyle w:val="ListBullet"/>
-      </w:pPr>
-      <w:r>
-        <w:t>Angka 74→90, SUS 92, serta data BNPB, ESDM, dan BMKG berasal dari slide sendiri, bukan dari kode.</w:t>
-      </w:r>
-    </w:p>
+    <w:tbl>
+      <w:tblPr>
+        <w:tblStyle w:val="LightGrid-Accent1"/>
+        <w:tblW w:type="auto" w:w="0"/>
+        <w:tblLayout w:type="fixed"/>
+        <w:tblLook w:firstColumn="1" w:firstRow="1" w:lastColumn="0" w:lastRow="0" w:noHBand="0" w:noVBand="1" w:val="04A0"/>
+      </w:tblPr>
+      <w:tblGrid>
+        <w:gridCol w:w="700"/>
+        <w:gridCol w:w="4450"/>
+        <w:gridCol w:w="4450"/>
+      </w:tblGrid>
+      <w:tr>
+        <w:tc>
+          <w:tcPr>
+            <w:tcW w:type="dxa" w:w="700"/>
+          </w:tcPr>
+          <w:p>
+            <w:r>
+              <w:rPr>
+                <w:b/>
+              </w:rPr>
+              <w:t>#</w:t>
+            </w:r>
+          </w:p>
+        </w:tc>
+        <w:tc>
+          <w:tcPr>
+            <w:tcW w:type="dxa" w:w="4450"/>
+          </w:tcPr>
+          <w:p>
+            <w:r>
+              <w:rPr>
+                <w:b/>
+              </w:rPr>
+              <w:t>Yang jangan diklaim</w:t>
+            </w:r>
+          </w:p>
+        </w:tc>
+        <w:tc>
+          <w:tcPr>
+            <w:tcW w:type="dxa" w:w="4450"/>
+          </w:tcPr>
+          <w:p>
+            <w:r>
+              <w:rPr>
+                <w:b/>
+              </w:rPr>
+              <w:t>Gantinya / catatan</w:t>
+            </w:r>
+          </w:p>
+        </w:tc>
+      </w:tr>
+      <w:tr>
+        <w:tc>
+          <w:tcPr>
+            <w:tcW w:type="dxa" w:w="700"/>
+          </w:tcPr>
+          <w:p>
+            <w:r>
+              <w:t>1</w:t>
+            </w:r>
+          </w:p>
+        </w:tc>
+        <w:tc>
+          <w:tcPr>
+            <w:tcW w:type="dxa" w:w="4450"/>
+          </w:tcPr>
+          <w:p>
+            <w:r>
+              <w:t>Diorama tidak memakai sensor apa pun; kondisi bencana datang dari simulator aplikasi.</w:t>
+            </w:r>
+          </w:p>
+        </w:tc>
+        <w:tc>
+          <w:tcPr>
+            <w:tcW w:type="dxa" w:w="4450"/>
+          </w:tcPr>
+          <w:p>
+            <w:r>
+              <w:t>Sebut mekanismenya: simulator aplikasi menetapkan kondisi, aktuator diorama merespons.</w:t>
+            </w:r>
+          </w:p>
+        </w:tc>
+      </w:tr>
+      <w:tr>
+        <w:tc>
+          <w:tcPr>
+            <w:tcW w:type="dxa" w:w="700"/>
+          </w:tcPr>
+          <w:p>
+            <w:r>
+              <w:t>2</w:t>
+            </w:r>
+          </w:p>
+        </w:tc>
+        <w:tc>
+          <w:tcPr>
+            <w:tcW w:type="dxa" w:w="4450"/>
+          </w:tcPr>
+          <w:p>
+            <w:r>
+              <w:t>“Dual Feedback Loop” tidak ada di kode — sebut mekanismenya, bukan istilahnya.</w:t>
+            </w:r>
+          </w:p>
+        </w:tc>
+        <w:tc>
+          <w:tcPr>
+            <w:tcW w:type="dxa" w:w="4450"/>
+          </w:tcPr>
+          <w:p>
+            <w:r>
+              <w:t>Sebut mekanismenya, bukan istilahnya.</w:t>
+            </w:r>
+          </w:p>
+        </w:tc>
+      </w:tr>
+      <w:tr>
+        <w:tc>
+          <w:tcPr>
+            <w:tcW w:type="dxa" w:w="700"/>
+          </w:tcPr>
+          <w:p>
+            <w:r>
+              <w:t>3</w:t>
+            </w:r>
+          </w:p>
+        </w:tc>
+        <w:tc>
+          <w:tcPr>
+            <w:tcW w:type="dxa" w:w="4450"/>
+          </w:tcPr>
+          <w:p>
+            <w:r>
+              <w:t>drv8833 dan PAM8403 tidak ditemukan di firmware — katakan “pengendali motor” dan “penguat audio”.</w:t>
+            </w:r>
+          </w:p>
+        </w:tc>
+        <w:tc>
+          <w:tcPr>
+            <w:tcW w:type="dxa" w:w="4450"/>
+          </w:tcPr>
+          <w:p>
+            <w:r>
+              <w:t>Katakan “pengendali motor” dan “penguat audio”.</w:t>
+            </w:r>
+          </w:p>
+        </w:tc>
+      </w:tr>
+      <w:tr>
+        <w:tc>
+          <w:tcPr>
+            <w:tcW w:type="dxa" w:w="700"/>
+          </w:tcPr>
+          <w:p>
+            <w:r>
+              <w:t>4</w:t>
+            </w:r>
+          </w:p>
+        </w:tc>
+        <w:tc>
+          <w:tcPr>
+            <w:tcW w:type="dxa" w:w="4450"/>
+          </w:tcPr>
+          <w:p>
+            <w:r>
+              <w:t>Klaim “Inklusif” tidak didukung fitur khusus tunanetra atau tunarungu.</w:t>
+            </w:r>
+          </w:p>
+        </w:tc>
+        <w:tc>
+          <w:tcPr>
+            <w:tcW w:type="dxa" w:w="4450"/>
+          </w:tcPr>
+          <w:p>
+            <w:r>
+              <w:t>Sebut buktinya: mode tamu tanpa akun, label siap dibaca pembaca layar, dan kendali sentuh tanpa keyboard.</w:t>
+            </w:r>
+          </w:p>
+        </w:tc>
+      </w:tr>
+      <w:tr>
+        <w:tc>
+          <w:tcPr>
+            <w:tcW w:type="dxa" w:w="700"/>
+          </w:tcPr>
+          <w:p>
+            <w:r>
+              <w:t>5</w:t>
+            </w:r>
+          </w:p>
+        </w:tc>
+        <w:tc>
+          <w:tcPr>
+            <w:tcW w:type="dxa" w:w="4450"/>
+          </w:tcPr>
+          <w:p>
+            <w:r>
+              <w:t>Angka 74→90, SUS 92, serta data BNPB, ESDM, dan BMKG berasal dari slide sendiri, bukan dari kode.</w:t>
+            </w:r>
+          </w:p>
+        </w:tc>
+        <w:tc>
+          <w:tcPr>
+            <w:tcW w:type="dxa" w:w="4450"/>
+          </w:tcPr>
+          <w:p>
+            <w:r>
+              <w:t>Sebut sebagai hasil uji terbatas di satu sekolah mitra, bukan hasil uji skala luas.</w:t>
+            </w:r>
+          </w:p>
+        </w:tc>
+      </w:tr>
+    </w:tbl>
     <w:p>
       <w:pPr>
         <w:pStyle w:val="Heading1"/>
@@ -748,10 +926,10 @@
         <w:rPr>
           <w:b/>
         </w:rPr>
-        <w:t xml:space="preserve">Potong lebih dulu slide 23 (enam keunggulan): </w:t>
+        <w:t xml:space="preserve">Potong lebih dulu slide 23 (keunggulan): </w:t>
       </w:r>
       <w:r>
-        <w:t>cukup sebut keenam kata kuncinya satu per satu tanpa penjelasan, hemat sekitar 30 detik.</w:t>
+        <w:t>cukup sebut kata kuncinya satu per satu tanpa penjelasan, hemat sekitar 30 detik.</w:t>
       </w:r>
     </w:p>
     <w:p>
@@ -774,6 +952,69 @@
       </w:r>
       <w:r>
         <w:t>pembuka tiga produk dan slide 19 sampai 22, karena di situlah produk dan alatnya benar-benar terlihat.</w:t>
+      </w:r>
+    </w:p>
+    <w:p>
+      <w:pPr>
+        <w:pStyle w:val="Heading1"/>
+      </w:pPr>
+      <w:r>
+        <w:t>Catatan pemeriksaan</w:t>
+      </w:r>
+    </w:p>
+    <w:p>
+      <w:r>
+        <w:rPr>
+          <w:b/>
+        </w:rPr>
+        <w:t xml:space="preserve">Jumlah kata bagian “Diucapkan”: </w:t>
+      </w:r>
+      <w:r>
+        <w:t>401 kata, dihitung ulang dari naskah pada bagian “Diucapkan” di berkas ini. Alokasi detik: 18 + 32 + 34 + 31 + 29 + 42 + 24 = 210 detik.</w:t>
+      </w:r>
+    </w:p>
+    <w:p>
+      <w:r>
+        <w:rPr>
+          <w:b/>
+        </w:rPr>
+        <w:t xml:space="preserve">Angka pada tabel dan pada baris ringkasan di atas dihitung ulang </w:t>
+      </w:r>
+      <w:r>
+        <w:t>dari naskah yang benar-benar ada, sehingga tabel, baris ringkasan, dan naskah tidak lagi berbeda.</w:t>
+      </w:r>
+    </w:p>
+    <w:p>
+      <w:r>
+        <w:rPr>
+          <w:b/>
+        </w:rPr>
+        <w:t xml:space="preserve">Yang sengaja tidak diklaim: </w:t>
+      </w:r>
+      <w:r>
+        <w:t>klaim yang tidak dapat dibuktikan dari kode tidak disebutkan sama sekali di naskah. Klaim “inklusif” disebutkan bersama batasnya, bukan sebagai cakupan yang lebih luas.</w:t>
+      </w:r>
+    </w:p>
+    <w:p>
+      <w:r>
+        <w:rPr>
+          <w:b/>
+        </w:rPr>
+        <w:t xml:space="preserve">Bentuk naskah slide 23: </w:t>
+      </w:r>
+      <w:r>
+        <w:t>keunggulan disampaikan sebagai satu paragraf mengalir, tanpa penomoran dan tanpa menyebut jumlahnya, supaya tidak terbaca sebagai daftar.</w:t>
+      </w:r>
+    </w:p>
+    <w:p>
+      <w:r>
+        <w:rPr>
+          <w:b/>
+        </w:rPr>
+        <w:t xml:space="preserve">Tidak dapat dipastikan: </w:t>
+      </w:r>
+      <w:r>
+        <w:t>tempo bicara dan durasi jeda sebenarnya di ruangan lomba; dokumen ini hanya menetapkan alokasi detik.</w:t>
       </w:r>
     </w:p>
     <w:sectPr>
